--- a/public/templates/TemplateJ.docx
+++ b/public/templates/TemplateJ.docx
@@ -669,14 +669,14 @@
       <w:rPr>
         <w:b/>
         <w:sz w:val="16"/>
-        <w:color w:val="333333"/>
+        <w:color w:val="000000"/>
       </w:rPr>
       <w:t>{name}</w:t>
     </w:r>
     <w:r>
       <w:rPr>
         <w:sz w:val="16"/>
-        <w:color w:val="666666"/>
+        <w:color w:val="000000"/>
       </w:rPr>
       <w:t xml:space="preserve">  |  Page </w:t>
     </w:r>
@@ -692,7 +692,7 @@
     <w:r>
       <w:rPr>
         <w:sz w:val="16"/>
-        <w:color w:val="666666"/>
+        <w:color w:val="000000"/>
       </w:rPr>
       <w:t>2</w:t>
     </w:r>
